--- a/rhetoriq-app/server/templates/workshop/RhetorIQ_Workshop_Stimme_finden.docx
+++ b/rhetoriq-app/server/templates/workshop/RhetorIQ_Workshop_Stimme_finden.docx
@@ -472,6 +472,203 @@
       </w:pPr>
       <w:r>
         <w:t xml:space="preserve">Jede Person liest den finalen Beispieltext laut vor. Klingt er nach der Person/dem Unternehmen, oder nach einer Version, die man sein möchte? Ehrlichkeit vor Wunschbild.</w:t>
+      </w:r>
+    </w:p>
+    <w:p>
+      <w:pPr>
+        <w:pStyle w:val="Heading3"/>
+      </w:pPr>
+      <w:r>
+        <w:t xml:space="preserve">Übung 9 — Schreibweise und Stilmittel festlegen</w:t>
+      </w:r>
+    </w:p>
+    <w:p>
+      <w:pPr>
+        <w:spacing w:after="60" w:before="100"/>
+      </w:pPr>
+      <w:r>
+        <w:rPr>
+          <w:b/>
+          <w:bCs/>
+          <w:color w:val="1B4D2E"/>
+          <w:sz w:val="20"/>
+          <w:szCs w:val="20"/>
+        </w:rPr>
+        <w:t xml:space="preserve">Ablauf (30 Min.)</w:t>
+      </w:r>
+    </w:p>
+    <w:p>
+      <w:pPr>
+        <w:spacing w:after="140"/>
+      </w:pPr>
+      <w:r>
+        <w:t xml:space="preserve">Mit den Texten aus Übung 4 vor sich gehen die Teilnehmenden die Fragen unten durch. Bei jeder Frage ein Beispiel aus den eigenen Texten suchen, nicht abstrakt antworten. Die Antworten kommen in den Erfassungsbogen, Abschnitt B6.</w:t>
+      </w:r>
+    </w:p>
+    <w:p>
+      <w:pPr>
+        <w:pStyle w:val="ListParagraph"/>
+        <w:numPr>
+          <w:ilvl w:val="0"/>
+          <w:numId w:val="3"/>
+        </w:numPr>
+        <w:spacing w:after="70"/>
+      </w:pPr>
+      <w:r>
+        <w:t xml:space="preserve">Anrede: Sie, du oder je nach Textart gemischt? Wer wird wie angesprochen: Kundschaft, Mitarbeitende, Medien, Partner?</w:t>
+      </w:r>
+    </w:p>
+    <w:p>
+      <w:pPr>
+        <w:pStyle w:val="ListParagraph"/>
+        <w:numPr>
+          <w:ilvl w:val="0"/>
+          <w:numId w:val="3"/>
+        </w:numPr>
+        <w:spacing w:after="70"/>
+      </w:pPr>
+      <w:r>
+        <w:t xml:space="preserve">Gegenüberstellungen: Schreibt die Marke bewusst mit «nicht X, sondern Y»? Ein Beispiel aus den eigenen Texten zeigen lassen. Gehört das zum Stil oder hat es sich eingeschlichen?</w:t>
+      </w:r>
+    </w:p>
+    <w:p>
+      <w:pPr>
+        <w:pStyle w:val="ListParagraph"/>
+        <w:numPr>
+          <w:ilvl w:val="0"/>
+          <w:numId w:val="3"/>
+        </w:numPr>
+        <w:spacing w:after="70"/>
+      </w:pPr>
+      <w:r>
+        <w:t xml:space="preserve">Dreierketten: Werden Aufzählungen wie «klar, schnell und zuverlässig» bewusst als Rhythmus eingesetzt? Gehört das zum Stil oder soll es vermieden werden?</w:t>
+      </w:r>
+    </w:p>
+    <w:p>
+      <w:pPr>
+        <w:pStyle w:val="ListParagraph"/>
+        <w:numPr>
+          <w:ilvl w:val="0"/>
+          <w:numId w:val="3"/>
+        </w:numPr>
+        <w:spacing w:after="70"/>
+      </w:pPr>
+      <w:r>
+        <w:t xml:space="preserve">Satzlänge und Absätze: Eher kurze, knappe Sätze oder längere, erklärende? Wie lang dürfen Absätze sein? Gibt es einen typischen Einstieg?</w:t>
+      </w:r>
+    </w:p>
+    <w:p>
+      <w:pPr>
+        <w:pStyle w:val="ListParagraph"/>
+        <w:numPr>
+          <w:ilvl w:val="0"/>
+          <w:numId w:val="3"/>
+        </w:numPr>
+        <w:spacing w:after="70"/>
+      </w:pPr>
+      <w:r>
+        <w:t xml:space="preserve">Hausvokabular: Welche Wörter und Begriffe verwendet die Marke gern und durchgehend (Produktnamen, Bezeichnungen für Kundschaft, Eigenwörter)?</w:t>
+      </w:r>
+    </w:p>
+    <w:p>
+      <w:pPr>
+        <w:pStyle w:val="ListParagraph"/>
+        <w:numPr>
+          <w:ilvl w:val="0"/>
+          <w:numId w:val="3"/>
+        </w:numPr>
+        <w:spacing w:after="70"/>
+      </w:pPr>
+      <w:r>
+        <w:t xml:space="preserve">Wörter und Wendungen, die nie vorkommen: Welche Formulierungen passen nicht zur Marke (zu förmlich, zu werblich, Modewörter)? Eine Verbotsliste in den Worten des Kunden.</w:t>
+      </w:r>
+    </w:p>
+    <w:p>
+      <w:pPr>
+        <w:pStyle w:val="ListParagraph"/>
+        <w:numPr>
+          <w:ilvl w:val="0"/>
+          <w:numId w:val="3"/>
+        </w:numPr>
+        <w:spacing w:after="70"/>
+      </w:pPr>
+      <w:r>
+        <w:t xml:space="preserve">Fachbegriffe und Anglizismen: Deutsch oder Englisch? Welche Fachbegriffe sind erwünscht, welche müssen erklärt werden?</w:t>
+      </w:r>
+    </w:p>
+    <w:p>
+      <w:pPr>
+        <w:pStyle w:val="ListParagraph"/>
+        <w:numPr>
+          <w:ilvl w:val="0"/>
+          <w:numId w:val="3"/>
+        </w:numPr>
+        <w:spacing w:after="70"/>
+      </w:pPr>
+      <w:r>
+        <w:t xml:space="preserve">Humor, Ironie, Ausrufezeichen, Emojis: Was ist üblich, was nie? In welchen Textarten?</w:t>
+      </w:r>
+    </w:p>
+    <w:p>
+      <w:pPr>
+        <w:pStyle w:val="ListParagraph"/>
+        <w:numPr>
+          <w:ilvl w:val="0"/>
+          <w:numId w:val="3"/>
+        </w:numPr>
+        <w:spacing w:after="70"/>
+      </w:pPr>
+      <w:r>
+        <w:t xml:space="preserve">Schreibweise: Schweizer Rechtschreibung (ss statt ß) ist Standard. Gendern: nein, mit Paarform, neutral formuliert? Zahlen, Datum, Währung?</w:t>
+      </w:r>
+    </w:p>
+    <w:p>
+      <w:pPr>
+        <w:pStyle w:val="ListParagraph"/>
+        <w:numPr>
+          <w:ilvl w:val="0"/>
+          <w:numId w:val="3"/>
+        </w:numPr>
+        <w:spacing w:after="70"/>
+      </w:pPr>
+      <w:r>
+        <w:t xml:space="preserve">Feste Formeln: Betreff, Einstiegssatz, Grussformel, Signatur: gibt es Vorgaben, die immer gelten?</w:t>
+      </w:r>
+    </w:p>
+    <w:p>
+      <w:pPr>
+        <w:pStyle w:val="ListParagraph"/>
+        <w:numPr>
+          <w:ilvl w:val="0"/>
+          <w:numId w:val="3"/>
+        </w:numPr>
+        <w:spacing w:after="70"/>
+      </w:pPr>
+      <w:r>
+        <w:t xml:space="preserve">Rote Linien: Themen, Aussagen oder Versprechen, die nie vorkommen dürfen (rechtlich, politisch, strategisch).</w:t>
+      </w:r>
+    </w:p>
+    <w:p>
+      <w:pPr>
+        <w:spacing w:after="60" w:before="100"/>
+      </w:pPr>
+      <w:r>
+        <w:rPr>
+          <w:b/>
+          <w:bCs/>
+          <w:color w:val="1B4D2E"/>
+          <w:sz w:val="20"/>
+          <w:szCs w:val="20"/>
+        </w:rPr>
+        <w:t xml:space="preserve">Wichtig</w:t>
+      </w:r>
+    </w:p>
+    <w:p>
+      <w:pPr>
+        <w:spacing w:after="140"/>
+      </w:pPr>
+      <w:r>
+        <w:t xml:space="preserve">Gedankenstriche, Floskeln, ß, Markdown-Zeichen und eine gemischte Anrede sind in RhetorIQ immer ausgeschlossen. Danach muss nicht gefragt werden. Gefragt wird nur nach Stilmitteln, die eine Marke bewusst einsetzen darf, vor allem Gegenüberstellungen und Dreierketten. Was hier nicht ausdrücklich erlaubt wird, bleibt vermieden.</w:t>
       </w:r>
     </w:p>
     <w:p>

--- a/rhetoriq-app/server/templates/workshop/RhetorIQ_Workshop_Stimme_finden.docx
+++ b/rhetoriq-app/server/templates/workshop/RhetorIQ_Workshop_Stimme_finden.docx
@@ -479,7 +479,7 @@
         <w:pStyle w:val="Heading3"/>
       </w:pPr>
       <w:r>
-        <w:t xml:space="preserve">Übung 9 — Schreibweise und Stilmittel festlegen</w:t>
+        <w:t xml:space="preserve">Übung 9 — Stilregeln der Marke festlegen</w:t>
       </w:r>
     </w:p>
     <w:p>
@@ -494,15 +494,7 @@
           <w:sz w:val="20"/>
           <w:szCs w:val="20"/>
         </w:rPr>
-        <w:t xml:space="preserve">Ablauf (30 Min.)</w:t>
-      </w:r>
-    </w:p>
-    <w:p>
-      <w:pPr>
-        <w:spacing w:after="140"/>
-      </w:pPr>
-      <w:r>
-        <w:t xml:space="preserve">Mit den Texten aus Übung 4 vor sich gehen die Teilnehmenden die Fragen unten durch. Bei jeder Frage ein Beispiel aus den eigenen Texten suchen, nicht abstrakt antworten. Die Antworten kommen in den Erfassungsbogen, Abschnitt B6.</w:t>
+        <w:t xml:space="preserve">Ablauf (45 Min.)</w:t>
       </w:r>
     </w:p>
     <w:p>
@@ -515,7 +507,7 @@
         <w:spacing w:after="70"/>
       </w:pPr>
       <w:r>
-        <w:t xml:space="preserve">Anrede: Sie, du oder je nach Textart gemischt? Wer wird wie angesprochen: Kundschaft, Mitarbeitende, Medien, Partner?</w:t>
+        <w:t xml:space="preserve">Die Texte aus Übung 4 liegen vor. Die Checkliste B6 im Erfassungsbogen wird Punkt für Punkt durchgegangen, immer mit einem Beispiel aus den eigenen Texten.</w:t>
       </w:r>
     </w:p>
     <w:p>
@@ -528,7 +520,7 @@
         <w:spacing w:after="70"/>
       </w:pPr>
       <w:r>
-        <w:t xml:space="preserve">Gegenüberstellungen: Schreibt die Marke bewusst mit «nicht X, sondern Y»? Ein Beispiel aus den eigenen Texten zeigen lassen. Gehört das zum Stil oder hat es sich eingeschlichen?</w:t>
+        <w:t xml:space="preserve">Was der Kunde nicht sofort beantwortet, wird abgeleitet: Welche Satzmuster kommen in den Texten vor? Welche fühlen sich richtig an, welche nicht? Das Ergebnis im Bogen vermerken, mit Quelle (besprochen oder abgeleitet).</w:t>
       </w:r>
     </w:p>
     <w:p>
@@ -541,7 +533,7 @@
         <w:spacing w:after="70"/>
       </w:pPr>
       <w:r>
-        <w:t xml:space="preserve">Dreierketten: Werden Aufzählungen wie «klar, schnell und zuverlässig» bewusst als Rhythmus eingesetzt? Gehört das zum Stil oder soll es vermieden werden?</w:t>
+        <w:t xml:space="preserve">Wortverbote immer mit Ausnahmen klären: Bei «keine Anglizismen» sind Slogans, Claims, Eigen- und Produktnamen, Titel und Zitate ausgenommen. Pflichtbegriffe festhalten (zum Beispiel Propangas statt LPG).</w:t>
       </w:r>
     </w:p>
     <w:p>
@@ -554,7 +546,7 @@
         <w:spacing w:after="70"/>
       </w:pPr>
       <w:r>
-        <w:t xml:space="preserve">Satzlänge und Absätze: Eher kurze, knappe Sätze oder längere, erklärende? Wie lang dürfen Absätze sein? Gibt es einen typischen Einstieg?</w:t>
+        <w:t xml:space="preserve">Stilmittel je Textart festlegen (Stil-Matrix): Dreierketten und Gegenüberstellungen sind nur dort erlaubt, wo sie ausdrücklich angekreuzt sind. Marketing ist meist offener als geschäftliche Mails.</w:t>
       </w:r>
     </w:p>
     <w:p>
@@ -567,7 +559,7 @@
         <w:spacing w:after="70"/>
       </w:pPr>
       <w:r>
-        <w:t xml:space="preserve">Hausvokabular: Welche Wörter und Begriffe verwendet die Marke gern und durchgehend (Produktnamen, Bezeichnungen für Kundschaft, Eigenwörter)?</w:t>
+        <w:t xml:space="preserve">Gesicherte Fakten sammeln (Gründungsjahr, Standorte, Zertifizierungen, Kennzahlen). Nur diese dürfen ohne Auftrag in Texten stehen.</w:t>
       </w:r>
     </w:p>
     <w:p>
@@ -580,72 +572,7 @@
         <w:spacing w:after="70"/>
       </w:pPr>
       <w:r>
-        <w:t xml:space="preserve">Wörter und Wendungen, die nie vorkommen: Welche Formulierungen passen nicht zur Marke (zu förmlich, zu werblich, Modewörter)? Eine Verbotsliste in den Worten des Kunden.</w:t>
-      </w:r>
-    </w:p>
-    <w:p>
-      <w:pPr>
-        <w:pStyle w:val="ListParagraph"/>
-        <w:numPr>
-          <w:ilvl w:val="0"/>
-          <w:numId w:val="3"/>
-        </w:numPr>
-        <w:spacing w:after="70"/>
-      </w:pPr>
-      <w:r>
-        <w:t xml:space="preserve">Fachbegriffe und Anglizismen: Deutsch oder Englisch? Welche Fachbegriffe sind erwünscht, welche müssen erklärt werden?</w:t>
-      </w:r>
-    </w:p>
-    <w:p>
-      <w:pPr>
-        <w:pStyle w:val="ListParagraph"/>
-        <w:numPr>
-          <w:ilvl w:val="0"/>
-          <w:numId w:val="3"/>
-        </w:numPr>
-        <w:spacing w:after="70"/>
-      </w:pPr>
-      <w:r>
-        <w:t xml:space="preserve">Humor, Ironie, Ausrufezeichen, Emojis: Was ist üblich, was nie? In welchen Textarten?</w:t>
-      </w:r>
-    </w:p>
-    <w:p>
-      <w:pPr>
-        <w:pStyle w:val="ListParagraph"/>
-        <w:numPr>
-          <w:ilvl w:val="0"/>
-          <w:numId w:val="3"/>
-        </w:numPr>
-        <w:spacing w:after="70"/>
-      </w:pPr>
-      <w:r>
-        <w:t xml:space="preserve">Schreibweise: Schweizer Rechtschreibung (ss statt ß) ist Standard. Gendern: nein, mit Paarform, neutral formuliert? Zahlen, Datum, Währung?</w:t>
-      </w:r>
-    </w:p>
-    <w:p>
-      <w:pPr>
-        <w:pStyle w:val="ListParagraph"/>
-        <w:numPr>
-          <w:ilvl w:val="0"/>
-          <w:numId w:val="3"/>
-        </w:numPr>
-        <w:spacing w:after="70"/>
-      </w:pPr>
-      <w:r>
-        <w:t xml:space="preserve">Feste Formeln: Betreff, Einstiegssatz, Grussformel, Signatur: gibt es Vorgaben, die immer gelten?</w:t>
-      </w:r>
-    </w:p>
-    <w:p>
-      <w:pPr>
-        <w:pStyle w:val="ListParagraph"/>
-        <w:numPr>
-          <w:ilvl w:val="0"/>
-          <w:numId w:val="3"/>
-        </w:numPr>
-        <w:spacing w:after="70"/>
-      </w:pPr>
-      <w:r>
-        <w:t xml:space="preserve">Rote Linien: Themen, Aussagen oder Versprechen, die nie vorkommen dürfen (rechtlich, politisch, strategisch).</w:t>
+        <w:t xml:space="preserve">Rote Linien und feste Formeln (Betreff, Einstieg, Gruss) festhalten.</w:t>
       </w:r>
     </w:p>
     <w:p>
@@ -668,7 +595,7 @@
         <w:spacing w:after="140"/>
       </w:pPr>
       <w:r>
-        <w:t xml:space="preserve">Gedankenstriche, Floskeln, ß, Markdown-Zeichen und eine gemischte Anrede sind in RhetorIQ immer ausgeschlossen. Danach muss nicht gefragt werden. Gefragt wird nur nach Stilmitteln, die eine Marke bewusst einsetzen darf, vor allem Gegenüberstellungen und Dreierketten. Was hier nicht ausdrücklich erlaubt wird, bleibt vermieden.</w:t>
+        <w:t xml:space="preserve">Gedankenstriche, Floskeln, ß, Markdown-Zeichen und eine gemischte Anrede sind in RhetorIQ immer ausgeschlossen und werden nicht abgefragt. Gefragt wird nur nach dem, was eine Marke bewusst festlegen darf. Was nicht ausdrücklich erlaubt wird, bleibt vermieden.</w:t>
       </w:r>
     </w:p>
     <w:p>

--- a/rhetoriq-app/server/templates/workshop/RhetorIQ_Workshop_Stimme_finden.docx
+++ b/rhetoriq-app/server/templates/workshop/RhetorIQ_Workshop_Stimme_finden.docx
@@ -35,7 +35,7 @@
         <w:spacing w:after="140"/>
       </w:pPr>
       <w:r>
-        <w:t xml:space="preserve">Ablauf für den ersten Kundenbesuch — 2 bis 3 Workshop-Sessionen zur Erarbeitung der Brand Voice eines Unternehmens oder einer Einzelperson, als Grundlage für die weitere Zusammenarbeit mit RhetorIQ.</w:t>
+        <w:t xml:space="preserve">Ablauf für den ersten Kundenbesuch: 2 bis 3 Workshop-Sessionen zur Erarbeitung der Brand Voice eines Unternehmens oder der Stimme einer Einzelperson, als Grundlage für die weitere Zusammenarbeit mit RhetorIQ. Ergebnis ist der ausgefüllte Erfassungsbogen, aus dem die Brand Voice (Firma) oder das Stimmprofil (Einzelperson) in der Plattform entsteht.</w:t>
       </w:r>
     </w:p>
     <w:p>
@@ -47,7 +47,7 @@
           <w:i/>
           <w:iCs/>
         </w:rPr>
-        <w:t xml:space="preserve">Leitprinzip: erst erleben, dann verstehen. Jede Session beginnt mit einer Übung, nicht mit einer Erklärung. Die Theorie folgt erst, nachdem die Teilnehmenden etwas an sich selbst erfahren haben — so wird das Gelernte sofort greifbar statt abstrakt.</w:t>
+        <w:t xml:space="preserve">Leitprinzip: erst erleben, dann verstehen. Jede Session beginnt mit einer Übung, nicht mit einer Erklärung. Die Theorie folgt erst, nachdem die Teilnehmenden etwas an sich selbst erfahren haben, so wird das Gelernte sofort greifbar statt abstrakt.</w:t>
       </w:r>
     </w:p>
     <w:p>
@@ -89,7 +89,7 @@
         <w:spacing w:after="70"/>
       </w:pPr>
       <w:r>
-        <w:t xml:space="preserve">Kein Laptop, kein Telefon während der Übungen — bewusst analog, das schafft Präsenz und Tiefe.</w:t>
+        <w:t xml:space="preserve">Kein Laptop, kein Telefon während der Übungen, bewusst analog, das schafft Präsenz und Tiefe.</w:t>
       </w:r>
     </w:p>
     <w:p>
@@ -118,7 +118,7 @@
         <w:pStyle w:val="Heading1"/>
       </w:pPr>
       <w:r>
-        <w:t xml:space="preserve">Session 1 — Ankommen, Werte, Absicht (ca. 2.5–3 Std.)</w:t>
+        <w:t xml:space="preserve">Session 1: Ankommen, Werte, Absicht (ca. 2.5 bis 3 Std.)</w:t>
       </w:r>
     </w:p>
     <w:p>
@@ -142,7 +142,7 @@
         <w:pStyle w:val="Heading3"/>
       </w:pPr>
       <w:r>
-        <w:t xml:space="preserve">Übung 1 — Eigene Werte (explorativ, vor der Theorie)</w:t>
+        <w:t xml:space="preserve">Übung 1: Eigene Werte (explorativ, vor der Theorie)</w:t>
       </w:r>
     </w:p>
     <w:p>
@@ -183,7 +183,7 @@
         <w:spacing w:after="70"/>
       </w:pPr>
       <w:r>
-        <w:t xml:space="preserve">Reduktion auf die 2 wichtigsten — was bleibt, wenn ich nur 2 behalten darf?</w:t>
+        <w:t xml:space="preserve">Reduktion auf die 2 wichtigsten, was bleibt, wenn ich nur 2 behalten darf?</w:t>
       </w:r>
     </w:p>
     <w:p>
@@ -219,7 +219,7 @@
         <w:spacing w:after="140"/>
       </w:pPr>
       <w:r>
-        <w:t xml:space="preserve">Erst jetzt einführen: Werte wirken nur, wenn sie sich in sichtbarem Verhalten zeigen — weniger als 30% der Mitarbeitenden können die Werte ihres eigenen Unternehmens nennen, weil sie meist nur auf einem Plakat stehen, nicht im Alltag.</w:t>
+        <w:t xml:space="preserve">Erst jetzt einführen: Werte wirken erst, wenn sie sich in sichtbarem Verhalten zeigen. Viele Mitarbeitende können die Werte ihres Unternehmens nicht nennen, weil die Werte auf einem Plakat stehen und im Alltag fehlen.</w:t>
       </w:r>
     </w:p>
     <w:p>
@@ -227,7 +227,7 @@
         <w:pStyle w:val="Heading3"/>
       </w:pPr>
       <w:r>
-        <w:t xml:space="preserve">Übung 2 — Absicht/Intention</w:t>
+        <w:t xml:space="preserve">Übung 2: Absicht/Intention</w:t>
       </w:r>
     </w:p>
     <w:p>
@@ -250,7 +250,7 @@
         <w:spacing w:after="140"/>
       </w:pPr>
       <w:r>
-        <w:t xml:space="preserve">Frage an alle: "Was will ich mit meinem Unternehmen wirklich bewirken, wenn ich ganz ehrlich bin — nicht die offizielle Mission, sondern die persönliche Antwort?" Einzeln aufschreiben, dann im Plenum: 2-3 Personen lesen vor.</w:t>
+        <w:t xml:space="preserve">Frage an alle: «Was will ich mit meinem Unternehmen wirklich bewirken, wenn ich ganz ehrlich bin? Gefragt ist die persönliche Antwort, die offizielle Mission bleibt aussen vor.» Einzeln aufschreiben, dann im Plenum: 2 bis 3 Personen lesen vor.</w:t>
       </w:r>
     </w:p>
     <w:p>
@@ -273,7 +273,7 @@
         <w:spacing w:after="140"/>
       </w:pPr>
       <w:r>
-        <w:t xml:space="preserve">Absicht ist der eigentliche Treiber jeder Kommunikation. Zuhörende spüren die dahinterliegende Absicht, auch wenn sie nicht ausgesprochen wird — deshalb beginnt eine glaubwürdige Unternehmensstimme mit einer geklärten, ehrlichen Absicht.</w:t>
+        <w:t xml:space="preserve">Absicht ist der eigentliche Treiber jeder Kommunikation. Zuhörende spüren die dahinterliegende Absicht, auch wenn sie nicht ausgesprochen wird, deshalb beginnt eine glaubwürdige Unternehmensstimme mit einer geklärten, ehrlichen Absicht.</w:t>
       </w:r>
     </w:p>
     <w:p>
@@ -281,15 +281,15 @@
         <w:pStyle w:val="Heading3"/>
       </w:pPr>
       <w:r>
-        <w:t xml:space="preserve">Übung 3 — Einander kennenlernen und respektieren</w:t>
-      </w:r>
-    </w:p>
-    <w:p>
-      <w:pPr>
-        <w:spacing w:after="140"/>
-      </w:pPr>
-      <w:r>
-        <w:t xml:space="preserve">Bei Teams/mehreren Teilnehmenden: Jede Person teilt einen Moment, in dem sie im Beruf stolz auf sich war, und was dieser Moment über ihre Werte verrät. Ziel: gegenseitigen Respekt aktiv erzeugen, nicht nur behaupten — Menschen respektieren, was sie wirklich übereinander wissen.</w:t>
+        <w:t xml:space="preserve">Übung 3: Einander kennenlernen und respektieren</w:t>
+      </w:r>
+    </w:p>
+    <w:p>
+      <w:pPr>
+        <w:spacing w:after="140"/>
+      </w:pPr>
+      <w:r>
+        <w:t xml:space="preserve">Bei Teams oder mehreren Teilnehmenden: Jede Person teilt einen Moment, in dem sie im Beruf stolz auf sich war, und was dieser Moment über ihre Werte verrät. Ziel: gegenseitigen Respekt aktiv erzeugen. Menschen respektieren, was sie wirklich übereinander wissen.</w:t>
       </w:r>
     </w:p>
     <w:p>
@@ -321,7 +321,7 @@
         <w:pStyle w:val="Heading1"/>
       </w:pPr>
       <w:r>
-        <w:t xml:space="preserve">Session 2 — Von der Person zur gemeinsamen Stimme (ca. 2.5–3 Std.)</w:t>
+        <w:t xml:space="preserve">Session 2: Von der Person zur gemeinsamen Stimme (ca. 2.5 bis 3 Std.)</w:t>
       </w:r>
     </w:p>
     <w:p>
@@ -329,7 +329,7 @@
         <w:pStyle w:val="Heading3"/>
       </w:pPr>
       <w:r>
-        <w:t xml:space="preserve">Übung 4 — Die eigene Sprache hören</w:t>
+        <w:t xml:space="preserve">Übung 4: Die eigene Sprache hören</w:t>
       </w:r>
     </w:p>
     <w:p>
@@ -375,7 +375,7 @@
         <w:spacing w:after="140"/>
       </w:pPr>
       <w:r>
-        <w:t xml:space="preserve">Eine Brand Voice ist keine Erfindung, sie ist eine Verdichtung dessen, was bereits da ist. Die Aufgabe ist nicht, eine neue Stimme zu erschaffen, sondern die eigene, echte Stimme präzise zu benennen.</w:t>
+        <w:t xml:space="preserve">Eine Brand Voice ist eine Verdichtung dessen, was bereits da ist. Die Aufgabe besteht darin, die eigene, echte Stimme präzise zu benennen.</w:t>
       </w:r>
     </w:p>
     <w:p>
@@ -383,7 +383,7 @@
         <w:pStyle w:val="Heading3"/>
       </w:pPr>
       <w:r>
-        <w:t xml:space="preserve">Übung 5 — Kontrastübung: die falsche Stimme</w:t>
+        <w:t xml:space="preserve">Übung 5: Kontrastübung: die falsche Stimme</w:t>
       </w:r>
     </w:p>
     <w:p>
@@ -399,15 +399,15 @@
         <w:pStyle w:val="Heading3"/>
       </w:pPr>
       <w:r>
-        <w:t xml:space="preserve">Übung 6 — Gemeinsame Nenner finden (bei Unternehmen/Teams)</w:t>
-      </w:r>
-    </w:p>
-    <w:p>
-      <w:pPr>
-        <w:spacing w:after="140"/>
-      </w:pPr>
-      <w:r>
-        <w:t xml:space="preserve">Aus den Werten und Absichten von Session 1 gemeinsam 3-5 Adjektive destillieren, die die Stimme des Unternehmens beschreiben (z. B. direkt, warm, präzise, unaufgeregt). Bei Uneinigkeit: konkret an einem realen Fallbeispiel testen, welches Adjektiv tatsächlich zutrifft, nicht nur wünschenswert wäre.</w:t>
+        <w:t xml:space="preserve">Übung 6: Gemeinsame Nenner finden (bei Unternehmen/Teams)</w:t>
+      </w:r>
+    </w:p>
+    <w:p>
+      <w:pPr>
+        <w:spacing w:after="140"/>
+      </w:pPr>
+      <w:r>
+        <w:t xml:space="preserve">Aus den Werten und Absichten von Session 1 gemeinsam 3 bis 5 Adjektive destillieren, die die Stimme des Unternehmens beschreiben (zum Beispiel direkt, warm, präzise, unaufgeregt). Bei Uneinigkeit an einem realen Fallbeispiel testen, welches Adjektiv tatsächlich zutrifft.</w:t>
       </w:r>
     </w:p>
     <w:p>
@@ -439,7 +439,7 @@
         <w:pStyle w:val="Heading1"/>
       </w:pPr>
       <w:r>
-        <w:t xml:space="preserve">Session 3 — Verfeinern &amp; in RhetorIQ verankern (ca. 1.5–2 Std., optional als 3. Termin)</w:t>
+        <w:t xml:space="preserve">Session 3: Verfeinern &amp; in RhetorIQ verankern (ca. 1.5 bis 2 Std., optional als 3. Termin)</w:t>
       </w:r>
     </w:p>
     <w:p>
@@ -447,7 +447,7 @@
         <w:pStyle w:val="Heading3"/>
       </w:pPr>
       <w:r>
-        <w:t xml:space="preserve">Übung 7 — Stresstest der Stimme</w:t>
+        <w:t xml:space="preserve">Übung 7: Stresstest der Stimme</w:t>
       </w:r>
     </w:p>
     <w:p>
@@ -463,7 +463,7 @@
         <w:pStyle w:val="Heading3"/>
       </w:pPr>
       <w:r>
-        <w:t xml:space="preserve">Übung 8 — Die Stimme laut aussprechen</w:t>
+        <w:t xml:space="preserve">Übung 8: Die Stimme laut aussprechen</w:t>
       </w:r>
     </w:p>
     <w:p>
@@ -479,7 +479,7 @@
         <w:pStyle w:val="Heading3"/>
       </w:pPr>
       <w:r>
-        <w:t xml:space="preserve">Übung 9 — Stilregeln der Marke festlegen</w:t>
+        <w:t xml:space="preserve">Übung 9: Stilregeln der Marke festlegen</w:t>
       </w:r>
     </w:p>
     <w:p>
@@ -507,7 +507,7 @@
         <w:spacing w:after="70"/>
       </w:pPr>
       <w:r>
-        <w:t xml:space="preserve">Die Texte aus Übung 4 liegen vor. Die Checkliste B6 im Erfassungsbogen wird Punkt für Punkt durchgegangen, immer mit einem Beispiel aus den eigenen Texten.</w:t>
+        <w:t xml:space="preserve">Die Texte aus Übung 4 liegen vor. Die Checkliste B6 im Erfassungsbogen wird Punkt für Punkt durchgegangen, immer mit einem Beispiel aus den eigenen Texten. Zu jeder Antwort wird die Quelle vermerkt: im Workshop besprochen oder aus Gespräch und Texten abgeleitet.</w:t>
       </w:r>
     </w:p>
     <w:p>
@@ -520,7 +520,7 @@
         <w:spacing w:after="70"/>
       </w:pPr>
       <w:r>
-        <w:t xml:space="preserve">Was der Kunde nicht sofort beantwortet, wird abgeleitet: Welche Satzmuster kommen in den Texten vor? Welche fühlen sich richtig an, welche nicht? Das Ergebnis im Bogen vermerken, mit Quelle (besprochen oder abgeleitet).</w:t>
+        <w:t xml:space="preserve">Was die Kundschaft nicht sofort beantwortet, wird aus den Texten abgeleitet: Welche Satzmuster kommen vor? Welche fühlen sich richtig an, welche nicht? Das Ergebnis kommt in den Bogen, mit Quelle, und wird am Ende der Übung noch einmal bestätigt.</w:t>
       </w:r>
     </w:p>
     <w:p>
@@ -546,7 +546,7 @@
         <w:spacing w:after="70"/>
       </w:pPr>
       <w:r>
-        <w:t xml:space="preserve">Stilmittel je Textart festlegen (Stil-Matrix): Dreierketten und Gegenüberstellungen sind nur dort erlaubt, wo sie ausdrücklich angekreuzt sind. Marketing ist meist offener als geschäftliche Mails.</w:t>
+        <w:t xml:space="preserve">Stilmittel je Textart festlegen (Stil-Matrix): Dreierketten und Gegenüberstellungen gelten nur dort, wo sie ausdrücklich angekreuzt sind. Marketing (Webseite, LinkedIn, Newsletter) ist meist offener als geschäftliche Mails und Briefe. Ohne Eintrag gelten die Grundregeln der Plattform.</w:t>
       </w:r>
     </w:p>
     <w:p>
@@ -559,7 +559,7 @@
         <w:spacing w:after="70"/>
       </w:pPr>
       <w:r>
-        <w:t xml:space="preserve">Gesicherte Fakten sammeln (Gründungsjahr, Standorte, Zertifizierungen, Kennzahlen). Nur diese dürfen ohne Auftrag in Texten stehen.</w:t>
+        <w:t xml:space="preserve">Gesicherte Fakten sammeln (Gründungsjahr, Standorte, Zertifizierungen, Kennzahlen). Nur diese Angaben dürfen ohne Auftrag in Texten stehen. Beispielsätze in der Brand Voice enthalten Platzhalter statt Zahlen.</w:t>
       </w:r>
     </w:p>
     <w:p>
@@ -595,7 +595,7 @@
         <w:spacing w:after="140"/>
       </w:pPr>
       <w:r>
-        <w:t xml:space="preserve">Gedankenstriche, Floskeln, ß, Markdown-Zeichen und eine gemischte Anrede sind in RhetorIQ immer ausgeschlossen und werden nicht abgefragt. Gefragt wird nur nach dem, was eine Marke bewusst festlegen darf. Was nicht ausdrücklich erlaubt wird, bleibt vermieden.</w:t>
+        <w:t xml:space="preserve">Gedankenstriche, Floskeln, ß, Markdown-Zeichen und eine gemischte Anrede sind in RhetorIQ immer ausgeschlossen und werden nicht abgefragt. Gefragt wird nur, was eine Marke bewusst festlegen darf. Was nicht ausdrücklich erlaubt wird, bleibt vermieden. Die Antworten gehören in die Brand Voice: Die Analyse hält die Stilmittel dort in einer Zeile «Stilmittel erlaubt: ...» fest.</w:t>
       </w:r>
     </w:p>
     <w:p>
@@ -611,7 +611,7 @@
         <w:spacing w:after="140"/>
       </w:pPr>
       <w:r>
-        <w:t xml:space="preserve">Das erarbeitete Brand-Voice-Profil (Werte, Absicht, Stimm-Adjektive, Referenztext) wird direkt als Grundlage im Modul "Brand Voice" von RhetorIQ hinterlegt. Ab diesem Moment nutzt jede Text-Generierung für diesen Kunden automatisch genau diese Stimme — das ist der Kern des Versprechens: keine generische KI-Sprache, sondern die eigene, im Workshop erarbeitete Stimme.</w:t>
+        <w:t xml:space="preserve">Das erarbeitete Brand-Voice-Profil (Werte, Absicht, Stimm-Adjektive, Referenztext, Stilregeln aus B6) wird direkt als Grundlage im Modul «Brand Voice» von RhetorIQ hinterlegt. Ab diesem Moment nutzt jede Text-Generierung für diesen Kunden automatisch genau diese Stimme: die eigene, im Workshop erarbeitete Stimme statt generischer KI-Sprache. Beispiele und Texte bleiben je Kunde getrennt, nichts wird an andere Kunden weitergegeben.</w:t>
       </w:r>
     </w:p>
     <w:p>
@@ -640,7 +640,7 @@
         <w:spacing w:after="70"/>
       </w:pPr>
       <w:r>
-        <w:t xml:space="preserve">Stark und klar eröffnen — Expertise durch ein konkretes Beispiel zeigen, nicht durch Behauptung.</w:t>
+        <w:t xml:space="preserve">Stark und klar eröffnen, Expertise durch ein konkretes Beispiel zeigen.</w:t>
       </w:r>
     </w:p>
     <w:p>
@@ -653,7 +653,7 @@
         <w:spacing w:after="70"/>
       </w:pPr>
       <w:r>
-        <w:t xml:space="preserve">Immer erst Übung, dann Theorie — nie umgekehrt.</w:t>
+        <w:t xml:space="preserve">Immer erst Übung, dann Theorie, nie umgekehrt.</w:t>
       </w:r>
     </w:p>
     <w:p>
@@ -666,7 +666,7 @@
         <w:spacing w:after="70"/>
       </w:pPr>
       <w:r>
-        <w:t xml:space="preserve">Eigene Werte/Absicht/Respekt vor der Unternehmensebene bearbeiten — die Einzelperson zuerst, das Unternehmen danach.</w:t>
+        <w:t xml:space="preserve">Eigene Werte/Absicht/Respekt vor der Unternehmensebene bearbeiten, die Einzelperson zuerst, das Unternehmen danach.</w:t>
       </w:r>
     </w:p>
     <w:p>
@@ -679,7 +679,7 @@
         <w:spacing w:after="70"/>
       </w:pPr>
       <w:r>
-        <w:t xml:space="preserve">Am Ende jeder Session das Ergebnis schriftlich festhalten — nichts bleibt nur im Raum.</w:t>
+        <w:t xml:space="preserve">Am Ende jeder Session das Ergebnis schriftlich festhalten, nichts bleibt nur im Raum.</w:t>
       </w:r>
     </w:p>
     <w:p>
@@ -692,7 +692,7 @@
         <w:spacing w:after="70"/>
       </w:pPr>
       <w:r>
-        <w:t xml:space="preserve">Das Brand-Voice-Profil ist das zentrale Ergebnis des gesamten Workshops — alles andere ist Vorbereitung darauf.</w:t>
+        <w:t xml:space="preserve">Das Brand-Voice-Profil ist das zentrale Ergebnis des gesamten Workshops, alles andere ist Vorbereitung darauf.</w:t>
       </w:r>
     </w:p>
     <w:sectPr>
